--- a/swh/docx/34.content.docx
+++ b/swh/docx/34.content.docx
@@ -19,7 +19,7 @@
         <w:rPr>
           <w:lang w:val="sw_KE" w:bidi="sw_KE"/>
         </w:rPr>
-        <w:t>Resource: Maelezo ya Masomo - Machapisho ya Vitabu (Tyndale)</w:t>
+        <w:t>Resource: Tyndale Open Study Notes</w:t>
       </w:r>
       <w:r>
         <w:rPr>
@@ -112,7 +112,7 @@
         <w:rPr>
           <w:lang w:val="sw_KE" w:bidi="sw_KE"/>
         </w:rPr>
-        <w:t>Maelezo ya Masomo - Machapisho ya Vitabu (Tyndale)</w:t>
+        <w:t>Tyndale Open Study Notes</w:t>
       </w:r>
     </w:p>
     <w:p>

--- a/swh/docx/34.content.docx
+++ b/swh/docx/34.content.docx
@@ -19,7 +19,7 @@
         <w:rPr>
           <w:lang w:val="sw_KE" w:bidi="sw_KE"/>
         </w:rPr>
-        <w:t>Resource: Tyndale Open Study Notes</w:t>
+        <w:t>Resource: Aquifer Open Study Notes (Book Intros)</w:t>
       </w:r>
       <w:r>
         <w:rPr>
@@ -112,7 +112,7 @@
         <w:rPr>
           <w:lang w:val="sw_KE" w:bidi="sw_KE"/>
         </w:rPr>
-        <w:t>Tyndale Open Study Notes</w:t>
+        <w:t>Aquifer Open Study Notes (Book Intros)</w:t>
       </w:r>
     </w:p>
     <w:p>

--- a/swh/docx/34.content.docx
+++ b/swh/docx/34.content.docx
@@ -258,18 +258,12 @@
         </w:rPr>
         <w:t>Katika wakati wa Nahumu, ufalme wa Yuda ulikuwa katika hatari ya kumezwa na nguvu kuu, ufalme wa Ashuru. Kutoka Ninawi, mji mkuu, mfalme mkuu wa Ashurbanipal (668–626 KK) alifikisha nguvu ya Ashuru kwenye kilele chake. Nguvu zake za kijeshi na ushawishi wa kitamaduni zilienea kwa urefu na upana wa Mashariki ya Karibu ya kale. Hata mji wa zamani wa Thebes ulikuwa umepata kisigino cha mshindi (</w:t>
       </w:r>
-      <w:hyperlink r:id="rId13">
-        <w:r>
-          <w:rPr>
-            <w:lang w:val="sw_KE" w:bidi="sw_KE"/>
-          </w:rPr>
-          <w:rPr>
-            <w:color w:val="0000EE"/>
-            <w:u w:val="single"/>
-          </w:rPr>
-          <w:t>3:8–10</w:t>
-        </w:r>
-      </w:hyperlink>
+      <w:r>
+        <w:rPr>
+          <w:lang w:val="sw_KE" w:bidi="sw_KE"/>
+        </w:rPr>
+        <w:t>3:8–10</w:t>
+      </w:r>
       <w:r>
         <w:rPr>
           <w:lang w:val="sw_KE" w:bidi="sw_KE"/>
@@ -290,72 +284,48 @@
         </w:rPr>
         <w:t>Hali hizi hazikuwa za kutia moyo kwa Nahumu na watu wa Yuda. Israeli, ufalme wa dada yao kaskazini, tayari ulikuwa umeanguka mikononi mwa Waashuru mwaka 722 Kabla ya Kristo (KK), na sasa Yuda ilikabiliwa na adui yule yule wa kifalme. Kuongeza maumivu, Ashurbanipal alikuwa amemkamata mfalme wa Yuda, Manase mwovu (697–642 KK), na kumpeleka Babuloni (</w:t>
       </w:r>
-      <w:hyperlink r:id="rId14">
-        <w:r>
-          <w:rPr>
-            <w:lang w:val="sw_KE" w:bidi="sw_KE"/>
-          </w:rPr>
-          <w:rPr>
-            <w:color w:val="0000EE"/>
-            <w:u w:val="single"/>
-          </w:rPr>
-          <w:t>2 Mambo ya Nyakati 33:10–11</w:t>
-        </w:r>
-      </w:hyperlink>
+      <w:r>
+        <w:rPr>
+          <w:lang w:val="sw_KE" w:bidi="sw_KE"/>
+        </w:rPr>
+        <w:t>2 Mambo ya Nyakati 33:10–11</w:t>
+      </w:r>
       <w:r>
         <w:rPr>
           <w:lang w:val="sw_KE" w:bidi="sw_KE"/>
         </w:rPr>
         <w:t>). Baada ya kuachiliwa kutoka utumwani, Manase aliyekuwa ametubu (</w:t>
       </w:r>
-      <w:hyperlink r:id="rId15">
-        <w:r>
-          <w:rPr>
-            <w:lang w:val="sw_KE" w:bidi="sw_KE"/>
-          </w:rPr>
-          <w:rPr>
-            <w:color w:val="0000EE"/>
-            <w:u w:val="single"/>
-          </w:rPr>
-          <w:t>2 Mambo ya Nyakati 33:12–17</w:t>
-        </w:r>
-      </w:hyperlink>
+      <w:r>
+        <w:rPr>
+          <w:lang w:val="sw_KE" w:bidi="sw_KE"/>
+        </w:rPr>
+        <w:t>2 Mambo ya Nyakati 33:12–17</w:t>
+      </w:r>
       <w:r>
         <w:rPr>
           <w:lang w:val="sw_KE" w:bidi="sw_KE"/>
         </w:rPr>
         <w:t>) alijaribu kufuta uovu wake wa zamani (</w:t>
       </w:r>
-      <w:hyperlink r:id="rId16">
-        <w:r>
-          <w:rPr>
-            <w:lang w:val="sw_KE" w:bidi="sw_KE"/>
-          </w:rPr>
-          <w:rPr>
-            <w:color w:val="0000EE"/>
-            <w:u w:val="single"/>
-          </w:rPr>
-          <w:t>2 Wafalme 21:1–18</w:t>
-        </w:r>
-      </w:hyperlink>
+      <w:r>
+        <w:rPr>
+          <w:lang w:val="sw_KE" w:bidi="sw_KE"/>
+        </w:rPr>
+        <w:t>2 Wafalme 21:1–18</w:t>
+      </w:r>
       <w:r>
         <w:rPr>
           <w:lang w:val="sw_KE" w:bidi="sw_KE"/>
         </w:rPr>
         <w:t xml:space="preserve">; </w:t>
       </w:r>
-      <w:hyperlink r:id="rId17">
-        <w:r>
-          <w:rPr>
-            <w:lang w:val="sw_KE" w:bidi="sw_KE"/>
-          </w:rPr>
-          <w:rPr>
-            <w:color w:val="0000EE"/>
-            <w:u w:val="single"/>
-          </w:rPr>
-          <w:t>2 Mambo ya Nyakati 33:1–9</w:t>
-        </w:r>
-      </w:hyperlink>
+      <w:r>
+        <w:rPr>
+          <w:lang w:val="sw_KE" w:bidi="sw_KE"/>
+        </w:rPr>
+        <w:t>2 Mambo ya Nyakati 33:1–9</w:t>
+      </w:r>
       <w:r>
         <w:rPr>
           <w:lang w:val="sw_KE" w:bidi="sw_KE"/>
@@ -401,36 +371,24 @@
         </w:rPr>
         <w:t xml:space="preserve">Nahumu anaanza unabii wake kwa kuonyesha nguvu za Mungu kupitia vifungu viwili vya kishairi vya kuvutia, </w:t>
       </w:r>
-      <w:hyperlink r:id="rId18">
-        <w:r>
-          <w:rPr>
-            <w:lang w:val="sw_KE" w:bidi="sw_KE"/>
-          </w:rPr>
-          <w:rPr>
-            <w:color w:val="0000EE"/>
-            <w:u w:val="single"/>
-          </w:rPr>
-          <w:t>1:2–6</w:t>
-        </w:r>
-      </w:hyperlink>
+      <w:r>
+        <w:rPr>
+          <w:lang w:val="sw_KE" w:bidi="sw_KE"/>
+        </w:rPr>
+        <w:t>1:2–6</w:t>
+      </w:r>
       <w:r>
         <w:rPr>
           <w:lang w:val="sw_KE" w:bidi="sw_KE"/>
         </w:rPr>
         <w:t xml:space="preserve"> na </w:t>
       </w:r>
-      <w:hyperlink r:id="rId19">
-        <w:r>
-          <w:rPr>
-            <w:lang w:val="sw_KE" w:bidi="sw_KE"/>
-          </w:rPr>
-          <w:rPr>
-            <w:color w:val="0000EE"/>
-            <w:u w:val="single"/>
-          </w:rPr>
-          <w:t>1:7–11</w:t>
-        </w:r>
-      </w:hyperlink>
+      <w:r>
+        <w:rPr>
+          <w:lang w:val="sw_KE" w:bidi="sw_KE"/>
+        </w:rPr>
+        <w:t>1:7–11</w:t>
+      </w:r>
       <w:r>
         <w:rPr>
           <w:lang w:val="sw_KE" w:bidi="sw_KE"/>
@@ -451,18 +409,12 @@
         </w:rPr>
         <w:t>Nahumu anaeleza maana ya haki ya Mungu yenye enzi katika mtiririko wa historia (</w:t>
       </w:r>
-      <w:hyperlink r:id="rId20">
-        <w:r>
-          <w:rPr>
-            <w:lang w:val="sw_KE" w:bidi="sw_KE"/>
-          </w:rPr>
-          <w:rPr>
-            <w:color w:val="0000EE"/>
-            <w:u w:val="single"/>
-          </w:rPr>
-          <w:t>1:12–15</w:t>
-        </w:r>
-      </w:hyperlink>
+      <w:r>
+        <w:rPr>
+          <w:lang w:val="sw_KE" w:bidi="sw_KE"/>
+        </w:rPr>
+        <w:t>1:12–15</w:t>
+      </w:r>
       <w:r>
         <w:rPr>
           <w:lang w:val="sw_KE" w:bidi="sw_KE"/>
@@ -483,72 +435,48 @@
         </w:rPr>
         <w:t>Baada ya kutabiri kuzingirwa kwa Ninawi na kurejea kwa hali ya kawaida huko Yuda (</w:t>
       </w:r>
-      <w:hyperlink r:id="rId21">
-        <w:r>
-          <w:rPr>
-            <w:lang w:val="sw_KE" w:bidi="sw_KE"/>
-          </w:rPr>
-          <w:rPr>
-            <w:color w:val="0000EE"/>
-            <w:u w:val="single"/>
-          </w:rPr>
-          <w:t>2:1–2</w:t>
-        </w:r>
-      </w:hyperlink>
+      <w:r>
+        <w:rPr>
+          <w:lang w:val="sw_KE" w:bidi="sw_KE"/>
+        </w:rPr>
+        <w:t>2:1–2</w:t>
+      </w:r>
       <w:r>
         <w:rPr>
           <w:lang w:val="sw_KE" w:bidi="sw_KE"/>
         </w:rPr>
         <w:t>), Nahumu anaelezea anguko la mji mkuu wa Ashuru katika maonyesho mawili ya wazi (</w:t>
       </w:r>
-      <w:hyperlink r:id="rId22">
-        <w:r>
-          <w:rPr>
-            <w:lang w:val="sw_KE" w:bidi="sw_KE"/>
-          </w:rPr>
-          <w:rPr>
-            <w:color w:val="0000EE"/>
-            <w:u w:val="single"/>
-          </w:rPr>
-          <w:t>2:3–10</w:t>
-        </w:r>
-      </w:hyperlink>
+      <w:r>
+        <w:rPr>
+          <w:lang w:val="sw_KE" w:bidi="sw_KE"/>
+        </w:rPr>
+        <w:t>2:3–10</w:t>
+      </w:r>
       <w:r>
         <w:rPr>
           <w:lang w:val="sw_KE" w:bidi="sw_KE"/>
         </w:rPr>
         <w:t xml:space="preserve">; </w:t>
       </w:r>
-      <w:hyperlink r:id="rId23">
-        <w:r>
-          <w:rPr>
-            <w:lang w:val="sw_KE" w:bidi="sw_KE"/>
-          </w:rPr>
-          <w:rPr>
-            <w:color w:val="0000EE"/>
-            <w:u w:val="single"/>
-          </w:rPr>
-          <w:t>3:1–7</w:t>
-        </w:r>
-      </w:hyperlink>
+      <w:r>
+        <w:rPr>
+          <w:lang w:val="sw_KE" w:bidi="sw_KE"/>
+        </w:rPr>
+        <w:t>3:1–7</w:t>
+      </w:r>
       <w:r>
         <w:rPr>
           <w:lang w:val="sw_KE" w:bidi="sw_KE"/>
         </w:rPr>
         <w:t>). Kati ya simulizi hizo mbili, Nahumu anatafakari juu ya uharibifu wa Ninawi katika wimbo mfupi wa kejeli. Kwa kejeli kali, anatangaza nia ya Mungu ya kumaliza kiburi cha Ninawi (</w:t>
       </w:r>
-      <w:hyperlink r:id="rId24">
-        <w:r>
-          <w:rPr>
-            <w:lang w:val="sw_KE" w:bidi="sw_KE"/>
-          </w:rPr>
-          <w:rPr>
-            <w:color w:val="0000EE"/>
-            <w:u w:val="single"/>
-          </w:rPr>
-          <w:t>2:11–13</w:t>
-        </w:r>
-      </w:hyperlink>
+      <w:r>
+        <w:rPr>
+          <w:lang w:val="sw_KE" w:bidi="sw_KE"/>
+        </w:rPr>
+        <w:t>2:11–13</w:t>
+      </w:r>
       <w:r>
         <w:rPr>
           <w:lang w:val="sw_KE" w:bidi="sw_KE"/>
@@ -569,36 +497,24 @@
         </w:rPr>
         <w:t>Nahumu anaendelea na maelezo yake ya pili kuhusu kuanguka kwa Ninawi kwa kutumia kejeli nyingine dhidi ya mji huo. Ninawi haingekuwa na ulinzi zaidi kuliko mji mkuu wa Misri, Thebes (</w:t>
       </w:r>
-      <w:hyperlink r:id="rId25">
-        <w:r>
-          <w:rPr>
-            <w:lang w:val="sw_KE" w:bidi="sw_KE"/>
-          </w:rPr>
-          <w:rPr>
-            <w:color w:val="0000EE"/>
-            <w:u w:val="single"/>
-          </w:rPr>
-          <w:t>3:8–13</w:t>
-        </w:r>
-      </w:hyperlink>
+      <w:r>
+        <w:rPr>
+          <w:lang w:val="sw_KE" w:bidi="sw_KE"/>
+        </w:rPr>
+        <w:t>3:8–13</w:t>
+      </w:r>
       <w:r>
         <w:rPr>
           <w:lang w:val="sw_KE" w:bidi="sw_KE"/>
         </w:rPr>
         <w:t>), ambao Ashuru ilikuwa imeuharibu. Nahumu anahitimisha unabii wake kwa kipande kingine cha kejeli (</w:t>
       </w:r>
-      <w:hyperlink r:id="rId26">
-        <w:r>
-          <w:rPr>
-            <w:lang w:val="sw_KE" w:bidi="sw_KE"/>
-          </w:rPr>
-          <w:rPr>
-            <w:color w:val="0000EE"/>
-            <w:u w:val="single"/>
-          </w:rPr>
-          <w:t>3:14–19</w:t>
-        </w:r>
-      </w:hyperlink>
+      <w:r>
+        <w:rPr>
+          <w:lang w:val="sw_KE" w:bidi="sw_KE"/>
+        </w:rPr>
+        <w:t>3:14–19</w:t>
+      </w:r>
       <w:r>
         <w:rPr>
           <w:lang w:val="sw_KE" w:bidi="sw_KE"/>
@@ -630,18 +546,12 @@
         </w:rPr>
         <w:t>Zaidi ya kidogo kinachoweza kupatikana kutoka kwa maandiko yake, hakuna kinachojulikana kuhusu Nahumu, mwandishi wa unabii huu mfupi. Katika maandiko ya Kiebrania, anatambulishwa kama "Nahumu Mwelkoshi" (</w:t>
       </w:r>
-      <w:hyperlink r:id="rId27">
-        <w:r>
-          <w:rPr>
-            <w:lang w:val="sw_KE" w:bidi="sw_KE"/>
-          </w:rPr>
-          <w:rPr>
-            <w:color w:val="0000EE"/>
-            <w:u w:val="single"/>
-          </w:rPr>
-          <w:t>1:1</w:t>
-        </w:r>
-      </w:hyperlink>
+      <w:r>
+        <w:rPr>
+          <w:lang w:val="sw_KE" w:bidi="sw_KE"/>
+        </w:rPr>
+        <w:t>1:1</w:t>
+      </w:r>
       <w:r>
         <w:rPr>
           <w:lang w:val="sw_KE" w:bidi="sw_KE"/>
@@ -673,36 +583,24 @@
         </w:rPr>
         <w:t xml:space="preserve">Nahumu anataja kuanguka kwa Thebes (663 KK; </w:t>
       </w:r>
-      <w:hyperlink r:id="rId28">
-        <w:r>
-          <w:rPr>
-            <w:lang w:val="sw_KE" w:bidi="sw_KE"/>
-          </w:rPr>
-          <w:rPr>
-            <w:color w:val="0000EE"/>
-            <w:u w:val="single"/>
-          </w:rPr>
-          <w:t>3:10</w:t>
-        </w:r>
-      </w:hyperlink>
+      <w:r>
+        <w:rPr>
+          <w:lang w:val="sw_KE" w:bidi="sw_KE"/>
+        </w:rPr>
+        <w:t>3:10</w:t>
+      </w:r>
       <w:r>
         <w:rPr>
           <w:lang w:val="sw_KE" w:bidi="sw_KE"/>
         </w:rPr>
         <w:t>) na anatabiri kuanguka kwa Ninawi, ambako kulitokea mwaka 612 KK. Hivyo, Nahumu alitoa unabii huu wakati fulani kati ya 663 na 612 KK. Wakati hasa alifanya hivyo ndani ya kipindi hiki cha miaka ni suala la mjadala. Inawezekana ilikuwa mwishoni mwa utawala wa Manase (karibu 648–645 KK), labda wakati wa majaribio ya Manase ya kufanya marekebisho baada ya kuachiliwa kutoka utumwani Ashuru (</w:t>
       </w:r>
-      <w:hyperlink r:id="rId29">
-        <w:r>
-          <w:rPr>
-            <w:lang w:val="sw_KE" w:bidi="sw_KE"/>
-          </w:rPr>
-          <w:rPr>
-            <w:color w:val="0000EE"/>
-            <w:u w:val="single"/>
-          </w:rPr>
-          <w:t>2 Mambo ya Nyakati 33:12–16</w:t>
-        </w:r>
-      </w:hyperlink>
+      <w:r>
+        <w:rPr>
+          <w:lang w:val="sw_KE" w:bidi="sw_KE"/>
+        </w:rPr>
+        <w:t>2 Mambo ya Nyakati 33:12–16</w:t>
+      </w:r>
       <w:r>
         <w:rPr>
           <w:lang w:val="sw_KE" w:bidi="sw_KE"/>
@@ -748,72 +646,48 @@
         </w:rPr>
         <w:t>Mungu ni mvumilivu (</w:t>
       </w:r>
-      <w:hyperlink r:id="rId30">
-        <w:r>
-          <w:rPr>
-            <w:lang w:val="sw_KE" w:bidi="sw_KE"/>
-          </w:rPr>
-          <w:rPr>
-            <w:color w:val="0000EE"/>
-            <w:u w:val="single"/>
-          </w:rPr>
-          <w:t>1:3</w:t>
-        </w:r>
-      </w:hyperlink>
+      <w:r>
+        <w:rPr>
+          <w:lang w:val="sw_KE" w:bidi="sw_KE"/>
+        </w:rPr>
+        <w:t>1:3</w:t>
+      </w:r>
       <w:r>
         <w:rPr>
           <w:lang w:val="sw_KE" w:bidi="sw_KE"/>
         </w:rPr>
         <w:t>), na watu wake wanapaswa kuwa na subira. Uhakika kwamba Bwana huyu mwema na mwenye kujali (</w:t>
       </w:r>
-      <w:hyperlink r:id="rId31">
-        <w:r>
-          <w:rPr>
-            <w:lang w:val="sw_KE" w:bidi="sw_KE"/>
-          </w:rPr>
-          <w:rPr>
-            <w:color w:val="0000EE"/>
-            <w:u w:val="single"/>
-          </w:rPr>
-          <w:t>1:7</w:t>
-        </w:r>
-      </w:hyperlink>
+      <w:r>
+        <w:rPr>
+          <w:lang w:val="sw_KE" w:bidi="sw_KE"/>
+        </w:rPr>
+        <w:t>1:7</w:t>
+      </w:r>
       <w:r>
         <w:rPr>
           <w:lang w:val="sw_KE" w:bidi="sw_KE"/>
         </w:rPr>
         <w:t>) ana kusudi maalum kwa ajili ya watu wake (</w:t>
       </w:r>
-      <w:hyperlink r:id="rId32">
-        <w:r>
-          <w:rPr>
-            <w:lang w:val="sw_KE" w:bidi="sw_KE"/>
-          </w:rPr>
-          <w:rPr>
-            <w:color w:val="0000EE"/>
-            <w:u w:val="single"/>
-          </w:rPr>
-          <w:t>2:2</w:t>
-        </w:r>
-      </w:hyperlink>
+      <w:r>
+        <w:rPr>
+          <w:lang w:val="sw_KE" w:bidi="sw_KE"/>
+        </w:rPr>
+        <w:t>2:2</w:t>
+      </w:r>
       <w:r>
         <w:rPr>
           <w:lang w:val="sw_KE" w:bidi="sw_KE"/>
         </w:rPr>
         <w:t>) unawatia moyo kuishi maisha ya imani na uaminifu. Zaidi ya sauti ya kutisha ya kitabu hiki, kuna habari njema ya tumaini (</w:t>
       </w:r>
-      <w:hyperlink r:id="rId33">
-        <w:r>
-          <w:rPr>
-            <w:lang w:val="sw_KE" w:bidi="sw_KE"/>
-          </w:rPr>
-          <w:rPr>
-            <w:color w:val="0000EE"/>
-            <w:u w:val="single"/>
-          </w:rPr>
-          <w:t>1:15</w:t>
-        </w:r>
-      </w:hyperlink>
+      <w:r>
+        <w:rPr>
+          <w:lang w:val="sw_KE" w:bidi="sw_KE"/>
+        </w:rPr>
+        <w:t>1:15</w:t>
+      </w:r>
       <w:r>
         <w:rPr>
           <w:lang w:val="sw_KE" w:bidi="sw_KE"/>
@@ -834,36 +708,24 @@
         </w:rPr>
         <w:t>Waandishi wa baadaye wa Maandiko waliona katika habari njema ya Nahumu ahadi ya habari njema ya Kristo (</w:t>
       </w:r>
-      <w:hyperlink r:id="rId34">
-        <w:r>
-          <w:rPr>
-            <w:lang w:val="sw_KE" w:bidi="sw_KE"/>
-          </w:rPr>
-          <w:rPr>
-            <w:color w:val="0000EE"/>
-            <w:u w:val="single"/>
-          </w:rPr>
-          <w:t>Rum 10:15</w:t>
-        </w:r>
-      </w:hyperlink>
+      <w:r>
+        <w:rPr>
+          <w:lang w:val="sw_KE" w:bidi="sw_KE"/>
+        </w:rPr>
+        <w:t>Rum 10:15</w:t>
+      </w:r>
       <w:r>
         <w:rPr>
           <w:lang w:val="sw_KE" w:bidi="sw_KE"/>
         </w:rPr>
         <w:t xml:space="preserve">; tazama pia </w:t>
       </w:r>
-      <w:hyperlink r:id="rId35">
-        <w:r>
-          <w:rPr>
-            <w:lang w:val="sw_KE" w:bidi="sw_KE"/>
-          </w:rPr>
-          <w:rPr>
-            <w:color w:val="0000EE"/>
-            <w:u w:val="single"/>
-          </w:rPr>
-          <w:t>Isa 52:7</w:t>
-        </w:r>
-      </w:hyperlink>
+      <w:r>
+        <w:rPr>
+          <w:lang w:val="sw_KE" w:bidi="sw_KE"/>
+        </w:rPr>
+        <w:t>Isa 52:7</w:t>
+      </w:r>
       <w:r>
         <w:rPr>
           <w:lang w:val="sw_KE" w:bidi="sw_KE"/>
